--- a/backend/wi_templates/export.docx
+++ b/backend/wi_templates/export.docx
@@ -370,9 +370,9 @@
         <w:tblLook w:val="04A0" w:firstRow="1" w:lastRow="0" w:firstColumn="1" w:lastColumn="0" w:noHBand="0" w:noVBand="1"/>
       </w:tblPr>
       <w:tblGrid>
-        <w:gridCol w:w="2749"/>
-        <w:gridCol w:w="3869"/>
-        <w:gridCol w:w="2012"/>
+        <w:gridCol w:w="2315"/>
+        <w:gridCol w:w="4346"/>
+        <w:gridCol w:w="1969"/>
       </w:tblGrid>
       <w:tr>
         <w:trPr>
@@ -398,7 +398,7 @@
               <w:cnfStyle w:val="100000000000" w:firstRow="1" w:lastRow="0" w:firstColumn="0" w:lastColumn="0" w:oddVBand="0" w:evenVBand="0" w:oddHBand="0" w:evenHBand="0" w:firstRowFirstColumn="0" w:firstRowLastColumn="0" w:lastRowFirstColumn="0" w:lastRowLastColumn="0"/>
             </w:pPr>
             <w:r>
-              <w:t>Description</w:t>
+              <w:t xml:space="preserve">Description</w:t>
             </w:r>
           </w:p>
         </w:tc>
@@ -423,6 +423,42 @@
             <w:tcW w:w="1885" w:type="dxa"/>
           </w:tcPr>
           <w:p>
+            <w:r>
+              <w:t xml:space="preserve"/>
+            </w:r>
+            <w:r>
+              <w:t xml:space="preserve"/>
+            </w:r>
+            <w:r>
+              <w:t xml:space="preserve"> Rev.</w:t>
+            </w:r>
+            <w:r>
+              <w:t xml:space="preserve"/>
+            </w:r>
+          </w:p>
+        </w:tc>
+        <w:tc>
+          <w:tcPr>
+            <w:tcW w:w="5040" w:type="dxa"/>
+          </w:tcPr>
+          <w:p>
+            <w:pPr>
+              <w:spacing w:line="259" w:lineRule="auto"/>
+              <w:cnfStyle w:val="000000100000" w:firstRow="0" w:lastRow="0" w:firstColumn="0" w:lastColumn="0" w:oddVBand="0" w:evenVBand="0" w:oddHBand="1" w:evenHBand="0" w:firstRowFirstColumn="0" w:firstRowLastColumn="0" w:lastRowFirstColumn="0" w:lastRowLastColumn="0"/>
+            </w:pPr>
+            <w:r>
+              <w:t xml:space="preserve"/>
+            </w:r>
+          </w:p>
+        </w:tc>
+        <w:tc>
+          <w:tcPr>
+            <w:tcW w:w="1705" w:type="dxa"/>
+          </w:tcPr>
+          <w:p>
+            <w:pPr>
+              <w:cnfStyle w:val="000000100000" w:firstRow="0" w:lastRow="0" w:firstColumn="0" w:lastColumn="0" w:oddVBand="0" w:evenVBand="0" w:oddHBand="1" w:evenHBand="0" w:firstRowFirstColumn="0" w:firstRowLastColumn="0" w:lastRowFirstColumn="0" w:lastRowLastColumn="0"/>
+            </w:pPr>
             <w:r>
               <w:t xml:space="preserve"/>
             </w:r>
@@ -4875,7 +4911,9 @@
     <w:rsid w:val="004C5C1A"/>
     <w:rsid w:val="005901F2"/>
     <w:rsid w:val="00612982"/>
+    <w:rsid w:val="00624F1E"/>
     <w:rsid w:val="007B6D06"/>
+    <w:rsid w:val="007D0F26"/>
     <w:rsid w:val="007E2697"/>
     <w:rsid w:val="008D18D3"/>
     <w:rsid w:val="00904ED8"/>
@@ -5729,28 +5767,6 @@
 </file>
 
 <file path=customXml/item2.xml><?xml version="1.0" encoding="utf-8"?>
-<p:properties xmlns:p="http://schemas.microsoft.com/office/2006/metadata/properties" xmlns:xsi="http://www.w3.org/2001/XMLSchema-instance" xmlns:pc="http://schemas.microsoft.com/office/infopath/2007/PartnerControls">
-  <documentManagement>
-    <Revision xmlns="d0a21689-7831-42d6-ab5e-18dcb17ec99f">A</Revision>
-    <DocumentID xmlns="d0a21689-7831-42d6-ab5e-18dcb17ec99f">DOC-00011</DocumentID>
-    <Confidentiality xmlns="d0a21689-7831-42d6-ab5e-18dcb17ec99f">Internal</Confidentiality>
-    <Status xmlns="d0a21689-7831-42d6-ab5e-18dcb17ec99f">Preliminary</Status>
-    <AssignedMaintainer xmlns="d0a21689-7831-42d6-ab5e-18dcb17ec99f">
-      <UserInfo>
-        <DisplayName>Slava Thereshin</DisplayName>
-        <AccountId>11</AccountId>
-        <AccountType/>
-      </UserInfo>
-    </AssignedMaintainer>
-  </documentManagement>
-</p:properties>
-</file>
-
-<file path=customXml/item3.xml><?xml version="1.0" encoding="utf-8"?>
-<b:Sources xmlns:b="http://schemas.openxmlformats.org/officeDocument/2006/bibliography" xmlns="http://schemas.openxmlformats.org/officeDocument/2006/bibliography" SelectedStyle="\APASixthEditionOfficeOnline.xsl" StyleName="APA" Version="6"/>
-</file>
-
-<file path=customXml/item4.xml><?xml version="1.0" encoding="utf-8"?>
 <ct:contentTypeSchema xmlns:ct="http://schemas.microsoft.com/office/2006/metadata/contentType" xmlns:ma="http://schemas.microsoft.com/office/2006/metadata/properties/metaAttributes" ct:_="" ma:_="" ma:contentTypeName="Document" ma:contentTypeID="0x01010097E3F458759F934FBF98477861B30E17" ma:contentTypeVersion="9" ma:contentTypeDescription="Create a new document." ma:contentTypeScope="" ma:versionID="20bd56559113204125d9b5a00727f95e">
   <xsd:schema xmlns:xsd="http://www.w3.org/2001/XMLSchema" xmlns:xs="http://www.w3.org/2001/XMLSchema" xmlns:p="http://schemas.microsoft.com/office/2006/metadata/properties" xmlns:ns2="d0a21689-7831-42d6-ab5e-18dcb17ec99f" targetNamespace="http://schemas.microsoft.com/office/2006/metadata/properties" ma:root="true" ma:fieldsID="1a465cdb4615ac0d137ed4d3b9785716" ns2:_="">
     <xsd:import namespace="d0a21689-7831-42d6-ab5e-18dcb17ec99f"/>
@@ -5946,6 +5962,28 @@
 </ct:contentTypeSchema>
 </file>
 
+<file path=customXml/item3.xml><?xml version="1.0" encoding="utf-8"?>
+<b:Sources xmlns:b="http://schemas.openxmlformats.org/officeDocument/2006/bibliography" xmlns="http://schemas.openxmlformats.org/officeDocument/2006/bibliography" SelectedStyle="\APASixthEditionOfficeOnline.xsl" StyleName="APA" Version="6"/>
+</file>
+
+<file path=customXml/item4.xml><?xml version="1.0" encoding="utf-8"?>
+<p:properties xmlns:p="http://schemas.microsoft.com/office/2006/metadata/properties" xmlns:xsi="http://www.w3.org/2001/XMLSchema-instance" xmlns:pc="http://schemas.microsoft.com/office/infopath/2007/PartnerControls">
+  <documentManagement>
+    <Revision xmlns="d0a21689-7831-42d6-ab5e-18dcb17ec99f">A</Revision>
+    <DocumentID xmlns="d0a21689-7831-42d6-ab5e-18dcb17ec99f">DOC-00011</DocumentID>
+    <Confidentiality xmlns="d0a21689-7831-42d6-ab5e-18dcb17ec99f">Internal</Confidentiality>
+    <Status xmlns="d0a21689-7831-42d6-ab5e-18dcb17ec99f">Preliminary</Status>
+    <AssignedMaintainer xmlns="d0a21689-7831-42d6-ab5e-18dcb17ec99f">
+      <UserInfo>
+        <DisplayName>Slava Thereshin</DisplayName>
+        <AccountId>11</AccountId>
+        <AccountType/>
+      </UserInfo>
+    </AssignedMaintainer>
+  </documentManagement>
+</p:properties>
+</file>
+
 <file path=customXml/item5.xml><?xml version="1.0" encoding="utf-8"?>
 <?mso-contentType ?>
 <FormTemplates xmlns="http://schemas.microsoft.com/sharepoint/v3/contenttype/forms">
@@ -5964,24 +6002,6 @@
 </file>
 
 <file path=customXml/itemProps2.xml><?xml version="1.0" encoding="utf-8"?>
-<ds:datastoreItem xmlns:ds="http://schemas.openxmlformats.org/officeDocument/2006/customXml" ds:itemID="{63BF2DBE-B3C6-4D34-B356-7884C7C6B40A}">
-  <ds:schemaRefs>
-    <ds:schemaRef ds:uri="http://schemas.microsoft.com/office/2006/metadata/properties"/>
-    <ds:schemaRef ds:uri="http://schemas.microsoft.com/office/infopath/2007/PartnerControls"/>
-    <ds:schemaRef ds:uri="d0a21689-7831-42d6-ab5e-18dcb17ec99f"/>
-  </ds:schemaRefs>
-</ds:datastoreItem>
-</file>
-
-<file path=customXml/itemProps3.xml><?xml version="1.0" encoding="utf-8"?>
-<ds:datastoreItem xmlns:ds="http://schemas.openxmlformats.org/officeDocument/2006/customXml" ds:itemID="{EC88D164-0482-43B5-990B-67595C64CB30}">
-  <ds:schemaRefs>
-    <ds:schemaRef ds:uri="http://schemas.openxmlformats.org/officeDocument/2006/bibliography"/>
-  </ds:schemaRefs>
-</ds:datastoreItem>
-</file>
-
-<file path=customXml/itemProps4.xml><?xml version="1.0" encoding="utf-8"?>
 <ds:datastoreItem xmlns:ds="http://schemas.openxmlformats.org/officeDocument/2006/customXml" ds:itemID="{925D3E24-250F-4782-B012-5167B1716896}">
   <ds:schemaRefs>
     <ds:schemaRef ds:uri="http://schemas.microsoft.com/office/2006/metadata/contentType"/>
@@ -5999,6 +6019,24 @@
 </ds:datastoreItem>
 </file>
 
+<file path=customXml/itemProps3.xml><?xml version="1.0" encoding="utf-8"?>
+<ds:datastoreItem xmlns:ds="http://schemas.openxmlformats.org/officeDocument/2006/customXml" ds:itemID="{EC88D164-0482-43B5-990B-67595C64CB30}">
+  <ds:schemaRefs>
+    <ds:schemaRef ds:uri="http://schemas.openxmlformats.org/officeDocument/2006/bibliography"/>
+  </ds:schemaRefs>
+</ds:datastoreItem>
+</file>
+
+<file path=customXml/itemProps4.xml><?xml version="1.0" encoding="utf-8"?>
+<ds:datastoreItem xmlns:ds="http://schemas.openxmlformats.org/officeDocument/2006/customXml" ds:itemID="{63BF2DBE-B3C6-4D34-B356-7884C7C6B40A}">
+  <ds:schemaRefs>
+    <ds:schemaRef ds:uri="http://schemas.microsoft.com/office/2006/metadata/properties"/>
+    <ds:schemaRef ds:uri="http://schemas.microsoft.com/office/infopath/2007/PartnerControls"/>
+    <ds:schemaRef ds:uri="d0a21689-7831-42d6-ab5e-18dcb17ec99f"/>
+  </ds:schemaRefs>
+</ds:datastoreItem>
+</file>
+
 <file path=customXml/itemProps5.xml><?xml version="1.0" encoding="utf-8"?>
 <ds:datastoreItem xmlns:ds="http://schemas.openxmlformats.org/officeDocument/2006/customXml" ds:itemID="{028A07E9-5B73-4D12-85E2-5AA85E236A28}">
   <ds:schemaRefs>

--- a/backend/wi_templates/export.docx
+++ b/backend/wi_templates/export.docx
@@ -427,13 +427,13 @@
               <w:t xml:space="preserve"/>
             </w:r>
             <w:r>
-              <w:t xml:space="preserve"/>
+              <w:t xml:space="preserve">90-00008</w:t>
             </w:r>
             <w:r>
               <w:t xml:space="preserve"> Rev.</w:t>
             </w:r>
             <w:r>
-              <w:t xml:space="preserve"/>
+              <w:t xml:space="preserve">A</w:t>
             </w:r>
           </w:p>
         </w:tc>
@@ -447,7 +447,7 @@
               <w:cnfStyle w:val="000000100000" w:firstRow="0" w:lastRow="0" w:firstColumn="0" w:lastColumn="0" w:oddVBand="0" w:evenVBand="0" w:oddHBand="1" w:evenHBand="0" w:firstRowFirstColumn="0" w:firstRowLastColumn="0" w:lastRowFirstColumn="0" w:lastRowLastColumn="0"/>
             </w:pPr>
             <w:r>
-              <w:t xml:space="preserve"/>
+              <w:t xml:space="preserve">PH2 - #2 Phillips screwdriver or drill bit</w:t>
             </w:r>
           </w:p>
         </w:tc>
@@ -459,6 +459,43 @@
             <w:pPr>
               <w:cnfStyle w:val="000000100000" w:firstRow="0" w:lastRow="0" w:firstColumn="0" w:lastColumn="0" w:oddVBand="0" w:evenVBand="0" w:oddHBand="1" w:evenHBand="0" w:firstRowFirstColumn="0" w:firstRowLastColumn="0" w:lastRowFirstColumn="0" w:lastRowLastColumn="0"/>
             </w:pPr>
+            <w:r>
+              <w:t xml:space="preserve"/>
+            </w:r>
+            <w:r>
+              <w:drawing>
+                <wp:inline xmlns:a="http://schemas.openxmlformats.org/drawingml/2006/main" xmlns:pic="http://schemas.openxmlformats.org/drawingml/2006/picture">
+                  <wp:extent cx="1260000" cy="840000"/>
+                  <wp:docPr id="1001" name="Picture 1"/>
+                  <wp:cNvGraphicFramePr>
+                    <a:graphicFrameLocks noChangeAspect="1"/>
+                  </wp:cNvGraphicFramePr>
+                  <a:graphic>
+                    <a:graphicData uri="http://schemas.openxmlformats.org/drawingml/2006/picture">
+                      <pic:pic>
+                        <pic:nvPicPr>
+                          <pic:cNvPr id="0" name="image.jpg"/>
+                          <pic:cNvPicPr/>
+                        </pic:nvPicPr>
+                        <pic:blipFill>
+                          <a:blip r:embed="rId20"/>
+                          <a:stretch>
+                            <a:fillRect/>
+                          </a:stretch>
+                        </pic:blipFill>
+                        <pic:spPr>
+                          <a:xfrm>
+                            <a:off x="0" y="0"/>
+                            <a:ext cx="1260000" cy="840000"/>
+                          </a:xfrm>
+                          <a:prstGeom prst="rect"/>
+                        </pic:spPr>
+                      </pic:pic>
+                    </a:graphicData>
+                  </a:graphic>
+                </wp:inline>
+              </w:drawing>
+            </w:r>
             <w:r>
               <w:t xml:space="preserve"/>
             </w:r>
